--- a/Introduction.docx
+++ b/Introduction.docx
@@ -4,12 +4,109 @@
   <w:body>
     <w:p>
       <w:r>
+        <w:rPr>
+          <w:rFonts w:hint="eastAsia"/>
+          <w:b/>
+          <w:bCs/>
+        </w:rPr>
+        <w:t>Ca</w:t>
+      </w:r>
+      <w:r>
+        <w:rPr>
+          <w:b/>
+          <w:bCs/>
+        </w:rPr>
+        <w:t>psule summary</w:t>
+      </w:r>
+      <w:r>
+        <w:t xml:space="preserve"> </w:t>
+      </w:r>
+    </w:p>
+    <w:p>
+      <w:r>
+        <w:t>Certain NSAIDs, including carprofen, exhibit direct bactericidal activity against mycobacteria in vitro and have been proposed as host-directed therapy (HDT) candidates for tuberculosis, but their specific effects on human macrophage immune responses and intracellular mycobacterial growth control remain poorly characterized.</w:t>
+      </w:r>
+    </w:p>
+    <w:p>
+      <w:r>
+        <w:t>This study investigated whether carprofen modulates pro-inflammatory cytokine production (IL-1β, IL-6, TNF-α) in human monocyte-derived macrophages stimulated with</w:t>
+      </w:r>
+      <w:r>
+        <w:t xml:space="preserve"> </w:t>
+      </w:r>
+      <w:r>
+        <w:t>lipopolysaccharide</w:t>
+      </w:r>
+      <w:r>
+        <w:t xml:space="preserve"> (LPS) or BCG, and whether transient versus sustained carprofen exposure differentially affects extracellular and intracellular BCG growth.</w:t>
+      </w:r>
+    </w:p>
+    <w:p>
+      <w:r>
+        <w:t>Carprofen selectively potentiates LPS-induced IL-1β production through a synergistic interaction without significantly altering IL-6 or TNF-α, and while transient carprofen exposure is sufficient to inhibit extracellular BCG replication, sustained drug exposure over 7 days is required to suppress intracellular mycobacterial growth within macrophages.</w:t>
+      </w:r>
+    </w:p>
+    <w:p>
+      <w:r>
+        <w:t>These findings suggest that carprofen has dual HDT potential — immunomodulatory and antimycobacterial — but highlight that clinical dosing strategies must achieve sustained intracellular drug concentrations to effectively control the intracellular mycobacterial reservoir that drives tuberculosis pathogenesis.</w:t>
+      </w:r>
+    </w:p>
+    <w:p>
+      <w:r>
+        <w:rPr>
+          <w:b/>
+          <w:bCs/>
+        </w:rPr>
+        <w:t>Summary</w:t>
+      </w:r>
+    </w:p>
+    <w:p>
+      <w:r>
+        <w:t xml:space="preserve">Tuberculosis (TB) remains a leading cause of infectious disease mortality worldwide. Standard antibiotic therapy </w:t>
+      </w:r>
+      <w:r>
+        <w:t>targets</w:t>
+      </w:r>
+      <w:r>
+        <w:t xml:space="preserve"> the pathogen but does not address the dysregulated host immune response that contributes to tissue destruction and disease progression. HDT aims to modulate immune pathways to enhance antimicrobial activity while limiting immunopathology. Nonsteroidal anti-inflammatory drugs (NSAIDs) with direct bactericidal activity against mycobacteria have emerged as promising HDT candidates, but their specific effects on human macrophage immune responses and intracellular mycobacterial growth control remain poorly defined.</w:t>
+      </w:r>
+    </w:p>
+    <w:p>
+      <w:r>
+        <w:t xml:space="preserve">This study investigated the immunomodulatory and antimycobacterial effects of carprofen, a microbicidal NSAID, using human monocyte-derived macrophages (MDMs). Cytokine production (IL-1β, IL-6, TNF-α) was measured by ELISA following 6-hour stimulation with lipopolysaccharide (LPS) or Mycobacterium </w:t>
+      </w:r>
+      <w:proofErr w:type="spellStart"/>
+      <w:r>
+        <w:t>bovis</w:t>
+      </w:r>
+      <w:proofErr w:type="spellEnd"/>
+      <w:r>
+        <w:t xml:space="preserve"> bacillus Calmette–Guérin (BCG) in the presence of carprofen (0, 1, 10, 100 µg/mL). BCG growth was assessed by fluorescence-based flow cytometry over 7 days under two conditions: transient carprofen exposure (4 hours only) and sustained exposure (continuous for 7 days)</w:t>
+      </w:r>
+    </w:p>
+    <w:p>
+      <w:r>
+        <w:t>Carprofen did not significantly alter IL-6 or TNF-α production in response to either LPS or BCG. However, a significant synergistic interaction between carprofen and LPS was observed for IL-1β (p = 0.015), with the highest concentration potentiating IL-1β release approximately 4.6-fold. BCG-induced cytokine responses were markedly weaker than LPS and were unaffected by carprofen. In the BCG growth assay, transient carprofen exposure produced dose-dependent inhibition of extracellular BCG replication but paradoxically increased intracellular bacterial growth. In contrast, sustained carprofen treatment effectively suppressed both extracellular and intracellular BCG replication.</w:t>
+      </w:r>
+    </w:p>
+    <w:p>
+      <w:r>
+        <w:t>These results demonstrate that carprofen selectively modulates inflammasome-dependent IL-1β production and exerts concentration- and duration-dependent antimycobacterial effects, with sustained drug exposure being essential for intracellular bacterial control. These findings support further investigation of carprofen as an adjunctive HDT agent for TB.</w:t>
+      </w:r>
+    </w:p>
+    <w:p>
+      <w:r>
+        <w:rPr>
+          <w:b/>
+          <w:bCs/>
+        </w:rPr>
         <w:t>Introduction</w:t>
       </w:r>
     </w:p>
     <w:p>
       <w:r>
-        <w:t>Tuberculosis (TB) is a chronic infectious disease caused by</w:t>
+        <w:lastRenderedPageBreak/>
+        <w:t>TB is a chronic infectious disease caused by</w:t>
       </w:r>
       <w:r>
         <w:rPr>
@@ -257,16 +354,7 @@
         <w:fldChar w:fldCharType="end"/>
       </w:r>
       <w:r>
-        <w:t>. These limitations have encouraged growing interest in host-directed therap</w:t>
-      </w:r>
-      <w:r>
-        <w:rPr>
-          <w:lang w:eastAsia="zh-CN"/>
-        </w:rPr>
-        <w:t>y</w:t>
-      </w:r>
-      <w:r>
-        <w:t xml:space="preserve"> (HDT), which aim</w:t>
+        <w:t>. These limitations have encouraged growing interest in HDT, which aim</w:t>
       </w:r>
       <w:r>
         <w:t>s</w:t>
@@ -395,24 +483,10 @@
       </w:r>
     </w:p>
     <w:p>
-      <w:pPr>
-        <w:rPr>
-          <w:lang w:eastAsia="zh-CN"/>
-        </w:rPr>
-      </w:pPr>
-      <w:r>
-        <w:t xml:space="preserve">Nonsteroidal anti-inflammatory drugs (NSAIDs) are increasingly being regarded as promising candidates for </w:t>
-      </w:r>
-      <w:r>
-        <w:rPr>
-          <w:lang w:eastAsia="zh-CN"/>
-        </w:rPr>
-        <w:t>HD</w:t>
-      </w:r>
-      <w:r>
-        <w:rPr>
-          <w:lang w:eastAsia="zh-CN"/>
-        </w:rPr>
+      <w:r>
+        <w:t>NSAIDs are increasingly being regarded as promising candidates for HD</w:t>
+      </w:r>
+      <w:r>
         <w:t>T</w:t>
       </w:r>
       <w:r>
@@ -587,13 +661,7 @@
       </w:r>
       <w:proofErr w:type="spellEnd"/>
       <w:r>
-        <w:rPr>
-          <w:lang w:eastAsia="zh-CN"/>
-        </w:rPr>
-        <w:t xml:space="preserve"> </w:t>
-      </w:r>
-      <w:r>
-        <w:t>within achievable drug concentrations</w:t>
+        <w:t xml:space="preserve"> within achievable drug concentrations</w:t>
       </w:r>
       <w:r>
         <w:fldChar w:fldCharType="begin">
@@ -714,32 +782,17 @@
         <w:fldChar w:fldCharType="end"/>
       </w:r>
       <w:r>
-        <w:t xml:space="preserve">. </w:t>
-      </w:r>
-      <w:r>
-        <w:rPr>
-          <w:lang w:eastAsia="zh-CN"/>
-        </w:rPr>
-        <w:t xml:space="preserve">Some compounds also exhibit concentration-dependent bactericidal activity, even against certain drug-resistant strains. Mechanistic studies suggest that some NSAID analogs can interfere with key components of the </w:t>
+        <w:t xml:space="preserve">. Some compounds also exhibit concentration-dependent bactericidal activity, even against certain drug-resistant strains. Mechanistic studies suggest that some NSAID analogs can interfere with key components of the </w:t>
       </w:r>
       <w:proofErr w:type="spellStart"/>
       <w:r>
-        <w:rPr>
-          <w:lang w:eastAsia="zh-CN"/>
-        </w:rPr>
         <w:t>Mtb</w:t>
       </w:r>
       <w:proofErr w:type="spellEnd"/>
       <w:r>
-        <w:rPr>
-          <w:lang w:eastAsia="zh-CN"/>
-        </w:rPr>
         <w:t xml:space="preserve"> electron transport chain, disrupting its energy metabolism and weakening cell membrane integrity</w:t>
       </w:r>
       <w:r>
-        <w:rPr>
-          <w:lang w:eastAsia="zh-CN"/>
-        </w:rPr>
         <w:fldChar w:fldCharType="begin">
           <w:fldData xml:space="preserve">PEVuZE5vdGU+PENpdGU+PEF1dGhvcj5JcWJhbDwvQXV0aG9yPjxZZWFyPjIwMTg8L1llYXI+PFJl
 Y051bT4yNTc1PC9SZWNOdW0+PERpc3BsYXlUZXh0PlsxMF08L0Rpc3BsYXlUZXh0PjxyZWNvcmQ+
@@ -782,15 +835,9 @@
         </w:fldChar>
       </w:r>
       <w:r>
-        <w:rPr>
-          <w:lang w:eastAsia="zh-CN"/>
-        </w:rPr>
         <w:instrText xml:space="preserve"> ADDIN EN.CITE </w:instrText>
       </w:r>
       <w:r>
-        <w:rPr>
-          <w:lang w:eastAsia="zh-CN"/>
-        </w:rPr>
         <w:fldChar w:fldCharType="begin">
           <w:fldData xml:space="preserve">PEVuZE5vdGU+PENpdGU+PEF1dGhvcj5JcWJhbDwvQXV0aG9yPjxZZWFyPjIwMTg8L1llYXI+PFJl
 Y051bT4yNTc1PC9SZWNOdW0+PERpc3BsYXlUZXh0PlsxMF08L0Rpc3BsYXlUZXh0PjxyZWNvcmQ+
@@ -833,55 +880,24 @@
         </w:fldChar>
       </w:r>
       <w:r>
-        <w:rPr>
-          <w:lang w:eastAsia="zh-CN"/>
-        </w:rPr>
         <w:instrText xml:space="preserve"> ADDIN EN.CITE.DATA </w:instrText>
       </w:r>
       <w:r>
-        <w:rPr>
-          <w:lang w:eastAsia="zh-CN"/>
-        </w:rPr>
-      </w:r>
-      <w:r>
-        <w:rPr>
-          <w:lang w:eastAsia="zh-CN"/>
-        </w:rPr>
         <w:fldChar w:fldCharType="end"/>
       </w:r>
       <w:r>
-        <w:rPr>
-          <w:lang w:eastAsia="zh-CN"/>
-        </w:rPr>
-      </w:r>
-      <w:r>
-        <w:rPr>
-          <w:lang w:eastAsia="zh-CN"/>
-        </w:rPr>
         <w:fldChar w:fldCharType="separate"/>
       </w:r>
       <w:r>
-        <w:rPr>
-          <w:lang w:eastAsia="zh-CN"/>
-        </w:rPr>
         <w:t>[10]</w:t>
       </w:r>
       <w:r>
-        <w:rPr>
-          <w:lang w:eastAsia="zh-CN"/>
-        </w:rPr>
         <w:fldChar w:fldCharType="end"/>
       </w:r>
       <w:r>
-        <w:rPr>
-          <w:lang w:eastAsia="zh-CN"/>
-        </w:rPr>
         <w:t>. Furthermore, studies have reported that these compounds can synergize with standard anti-tuberculosis drugs, providing a biological basis for using bactericidal NSAIDs as adjunctive therapy in existing chemotherapy regimens</w:t>
       </w:r>
       <w:r>
-        <w:rPr>
-          <w:lang w:eastAsia="zh-CN"/>
-        </w:rPr>
         <w:fldChar w:fldCharType="begin">
           <w:fldData xml:space="preserve">PEVuZE5vdGU+PENpdGU+PEF1dGhvcj5NYWl0cmE8L0F1dGhvcj48WWVhcj4yMDE2PC9ZZWFyPjxS
 ZWNOdW0+MjU3NjwvUmVjTnVtPjxEaXNwbGF5VGV4dD5bMTEsIDEyXTwvRGlzcGxheVRleHQ+PHJl
@@ -976,15 +992,9 @@
         </w:fldChar>
       </w:r>
       <w:r>
-        <w:rPr>
-          <w:lang w:eastAsia="zh-CN"/>
-        </w:rPr>
         <w:instrText xml:space="preserve"> ADDIN EN.CITE </w:instrText>
       </w:r>
       <w:r>
-        <w:rPr>
-          <w:lang w:eastAsia="zh-CN"/>
-        </w:rPr>
         <w:fldChar w:fldCharType="begin">
           <w:fldData xml:space="preserve">PEVuZE5vdGU+PENpdGU+PEF1dGhvcj5NYWl0cmE8L0F1dGhvcj48WWVhcj4yMDE2PC9ZZWFyPjxS
 ZWNOdW0+MjU3NjwvUmVjTnVtPjxEaXNwbGF5VGV4dD5bMTEsIDEyXTwvRGlzcGxheVRleHQ+PHJl
@@ -1079,49 +1089,21 @@
         </w:fldChar>
       </w:r>
       <w:r>
-        <w:rPr>
-          <w:lang w:eastAsia="zh-CN"/>
-        </w:rPr>
         <w:instrText xml:space="preserve"> ADDIN EN.CITE.DATA </w:instrText>
       </w:r>
       <w:r>
-        <w:rPr>
-          <w:lang w:eastAsia="zh-CN"/>
-        </w:rPr>
-      </w:r>
-      <w:r>
-        <w:rPr>
-          <w:lang w:eastAsia="zh-CN"/>
-        </w:rPr>
         <w:fldChar w:fldCharType="end"/>
       </w:r>
       <w:r>
-        <w:rPr>
-          <w:lang w:eastAsia="zh-CN"/>
-        </w:rPr>
-      </w:r>
-      <w:r>
-        <w:rPr>
-          <w:lang w:eastAsia="zh-CN"/>
-        </w:rPr>
         <w:fldChar w:fldCharType="separate"/>
       </w:r>
       <w:r>
-        <w:rPr>
-          <w:lang w:eastAsia="zh-CN"/>
-        </w:rPr>
         <w:t>[11, 12]</w:t>
       </w:r>
       <w:r>
-        <w:rPr>
-          <w:lang w:eastAsia="zh-CN"/>
-        </w:rPr>
         <w:fldChar w:fldCharType="end"/>
       </w:r>
       <w:r>
-        <w:rPr>
-          <w:lang w:eastAsia="zh-CN"/>
-        </w:rPr>
         <w:t>.</w:t>
       </w:r>
     </w:p>
@@ -1403,15 +1385,7 @@
         <w:t>mycobacterial</w:t>
       </w:r>
       <w:r>
-        <w:t xml:space="preserve"> infection remain poorly defined. </w:t>
-      </w:r>
-      <w:proofErr w:type="gramStart"/>
-      <w:r>
-        <w:t>In particular, it</w:t>
-      </w:r>
-      <w:proofErr w:type="gramEnd"/>
-      <w:r>
-        <w:t xml:space="preserve"> is not yet clear how such compounds influence macrophage responses to innate stimuli or during </w:t>
+        <w:t xml:space="preserve"> infection remain poorly defined. In particular, it is not yet clear how such compounds influence macrophage responses to innate stimuli or during </w:t>
       </w:r>
       <w:r>
         <w:t>mycobacterial</w:t>
@@ -1429,14 +1403,6 @@
       <w:bookmarkEnd w:id="3"/>
       <w:r>
         <w:t xml:space="preserve"> can restrict intracellular bacterial growth within macrophages. To investigate these questions, this project uses carprofen as a representative microbicidal NSAID and Mycobacterium </w:t>
-      </w:r>
-      <w:proofErr w:type="spellStart"/>
-      <w:r>
-        <w:t>bovis</w:t>
-      </w:r>
-      <w:proofErr w:type="spellEnd"/>
-      <w:r>
-        <w:t xml:space="preserve"> bacillus Calmette-G</w:t>
       </w:r>
       <w:r>
         <w:rPr>
@@ -1446,7 +1412,7 @@
           <w:color w:val="000000" w:themeColor="text1"/>
           <w:shd w:val="clear" w:color="auto" w:fill="FFFFFF"/>
         </w:rPr>
-        <w:t xml:space="preserve">uérin (BCG) as a biosafety level 2 model for </w:t>
+        <w:t xml:space="preserve">BCG as a biosafety level 2 model for </w:t>
       </w:r>
       <w:proofErr w:type="spellStart"/>
       <w:r>
@@ -1487,33 +1453,55 @@
       </w:r>
       <w:proofErr w:type="gramStart"/>
       <w:r>
-        <w:t>are:</w:t>
+        <w:t>are</w:t>
+      </w:r>
+      <w:r>
+        <w:t>:</w:t>
       </w:r>
       <w:proofErr w:type="gramEnd"/>
       <w:r>
         <w:t xml:space="preserve"> to evaluate the effects of carprofen on macrophage innate immune responses</w:t>
       </w:r>
       <w:r>
-        <w:t xml:space="preserve"> to lipopolysaccharide </w:t>
-      </w:r>
-      <w:r>
+        <w:t xml:space="preserve"> to LPS and BCG stimulation; to assess the effects of transient and sustained carprofen treatment on intracellular and extracellular BCG growth in MDMs.</w:t>
+      </w:r>
+    </w:p>
+    <w:p>
+      <w:pPr>
+        <w:rPr>
+          <w:b/>
+          <w:bCs/>
+        </w:rPr>
+      </w:pPr>
+      <w:r>
+        <w:rPr>
+          <w:b/>
+          <w:bCs/>
+        </w:rPr>
         <w:lastRenderedPageBreak/>
-        <w:t>(LPS) and BCG stimulation; to assess the effects of transient and sustained carprofen treatment on intracellular and extracellular BCG growth in MDMs.</w:t>
-      </w:r>
-    </w:p>
-    <w:p>
-      <w:r>
         <w:t>Results</w:t>
       </w:r>
     </w:p>
     <w:p>
       <w:r>
+        <w:rPr>
+          <w:b/>
+          <w:bCs/>
+        </w:rPr>
         <w:t xml:space="preserve">Cytokine production in LPS-stimulated </w:t>
       </w:r>
       <w:r>
+        <w:rPr>
+          <w:b/>
+          <w:bCs/>
+        </w:rPr>
         <w:t>MDM</w:t>
       </w:r>
       <w:r>
+        <w:rPr>
+          <w:b/>
+          <w:bCs/>
+        </w:rPr>
         <w:t>s co-treated with carprofen</w:t>
       </w:r>
     </w:p>
@@ -1705,12 +1693,24 @@
     </w:p>
     <w:p>
       <w:r>
+        <w:rPr>
+          <w:b/>
+          <w:bCs/>
+        </w:rPr>
         <w:t xml:space="preserve">Cytokine production in BCG-stimulated </w:t>
       </w:r>
       <w:r>
+        <w:rPr>
+          <w:b/>
+          <w:bCs/>
+        </w:rPr>
         <w:t>MDM</w:t>
       </w:r>
       <w:r>
+        <w:rPr>
+          <w:b/>
+          <w:bCs/>
+        </w:rPr>
         <w:t>s co-treated with carprofen</w:t>
       </w:r>
     </w:p>
@@ -1860,19 +1860,30 @@
     </w:p>
     <w:p>
       <w:r>
+        <w:rPr>
+          <w:b/>
+          <w:bCs/>
+        </w:rPr>
+        <w:t>BCG growth assay by flow cytometry</w:t>
+      </w:r>
+    </w:p>
+    <w:p>
+      <w:r>
         <w:lastRenderedPageBreak/>
-        <w:t>BCG growth assay by flow cytometry</w:t>
-      </w:r>
-    </w:p>
-    <w:p>
-      <w:r>
         <w:t>To determine whether carprofen can directly restrict mycobacterial growth within macrophages, a BCG growth assay was performed under two treatment conditions: transient exposure, in which carprofen was present only during the initial 4-hour infection period before being replaced with drug-free media, and sustained exposure, in which carprofen was maintained continuously in the culture medium for the full 7-day assay period. This design allowed us to distinguish between the immediate bactericidal effects of carprofen and the requirement for prolonged drug exposure to control intracellular mycobacterial replication.</w:t>
       </w:r>
     </w:p>
     <w:p>
       <w:r>
+        <w:rPr>
+          <w:b/>
+          <w:bCs/>
+        </w:rPr>
         <w:t>Uninfected controls (B0)</w:t>
       </w:r>
+      <w:r>
+        <w:t xml:space="preserve"> </w:t>
+      </w:r>
     </w:p>
     <w:p>
       <w:r>
@@ -1881,6 +1892,10 @@
     </w:p>
     <w:p>
       <w:r>
+        <w:rPr>
+          <w:b/>
+          <w:bCs/>
+        </w:rPr>
         <w:t>Extracellular BCG</w:t>
       </w:r>
     </w:p>
@@ -1896,306 +1911,377 @@
     </w:p>
     <w:p>
       <w:r>
+        <w:rPr>
+          <w:b/>
+          <w:bCs/>
+        </w:rPr>
         <w:t>Intracellular BCG</w:t>
       </w:r>
     </w:p>
     <w:p>
       <w:r>
-        <w:t>In the media only group, intracellular BCG fold change at MOI B10 showed a trend opposite to the extracellular fraction: higher carprofen concentrations during initial treatment were associated with increased intracellular fold change (C0: 1.14 ± 0.25 to C100: 2.63 ± 0.85). This may indicate that transient carprofen exposure, while restricting extracellular growth, does not inhibit — and may modestly enhance — intracellular BCG replication over the 7-day period.</w:t>
-      </w:r>
-    </w:p>
-    <w:p>
-      <w:r>
-        <w:t>In the +carprofen group, this pattern was reversed. At MOI B10, sustained carprofen treatment at C100 markedly reduced intracellular BCG fold change to 0.68 ± 0.04, compared to 2.63 ± 0.85 in the media only group. A similar inhibitory effect was observed at MOI B100, where fold change in the +carprofen group was consistently lower across all concentrations (range: 0.44–1.04) relative to the media only group (range: 1.07–1.67). These findings indicate that continuous carprofen treatment is required to effectively restrict intracellular BCG replication.</w:t>
-      </w:r>
-    </w:p>
-    <w:p>
-      <w:r>
+        <w:t>In the media</w:t>
+      </w:r>
+      <w:r>
+        <w:t>-</w:t>
+      </w:r>
+      <w:r>
+        <w:t>only group, intracellular BCG fold change at MOI B10 showed a trend opposite to the extracellular fraction: higher carprofen concentrations during initial treatment were associated with increased intracellular fold change (C0: 1.14 ± 0.25 to C100: 2.63 ± 0.85). This may indicate that transient carprofen exposure, while restricting extracellular growth, does not inhibit — and may modestly enhance — intracellular BCG replication over the 7-day period.</w:t>
+      </w:r>
+    </w:p>
+    <w:p>
+      <w:r>
+        <w:t>In the +carprofen group, this pattern was reversed. At MOI B10, sustained carprofen treatment at C100 markedly reduced intracellular BCG fold change to 0.68 ± 0.04, compared to 2.63 ± 0.85 in the media</w:t>
+      </w:r>
+      <w:r>
+        <w:t>-</w:t>
+      </w:r>
+      <w:r>
+        <w:t>only group. A similar inhibitory effect was observed at MOI B100, where fold change in the +carprofen group was consistently lower across all concentrations (range: 0.44–1.04) relative to the media only group (range: 1.07–1.67). These findings indicate that continuous carprofen treatment is required to effectively restrict intracellular BCG replication.</w:t>
+      </w:r>
+    </w:p>
+    <w:p>
+      <w:r>
+        <w:rPr>
+          <w:b/>
+          <w:bCs/>
+        </w:rPr>
         <w:t>Discussion</w:t>
       </w:r>
     </w:p>
     <w:p>
+      <w:r>
+        <w:t>This study examined whether carprofen, a microbicidal NSAID, modulates macrophage innate immune responses and restricts BCG growth in human MDMs. The key findings are that carprofen selectively potentiates LPS-induced IL-1β without altering IL-6 or TNF-α, and that sustained rather than transient carprofen exposure is required to control intracellular mycobacterial replication.</w:t>
+      </w:r>
+    </w:p>
+    <w:p>
+      <w:r>
+        <w:lastRenderedPageBreak/>
+        <w:t>Carprofen had no significant effect on IL-6 or TNF-α in LPS-stimulated MDMs, suggesting that TLR4-dependent NF-</w:t>
+      </w:r>
+      <w:proofErr w:type="spellStart"/>
+      <w:r>
+        <w:t>κB</w:t>
+      </w:r>
+      <w:proofErr w:type="spellEnd"/>
+      <w:r>
+        <w:t xml:space="preserve"> and MAPK signaling pathways are not substantially affected by carprofen at the concentrations teste</w:t>
+      </w:r>
+      <w:r>
+        <w:t>d</w:t>
+      </w:r>
+      <w:r>
+        <w:t xml:space="preserve">. However, a significant carprofen × LPS interaction was observed for IL-1β (p = 0.015), with C100 µg/mL increasing LPS-induced IL-1β approximately 4.6-fold (11.16 vs 2.43 </w:t>
+      </w:r>
+      <w:proofErr w:type="spellStart"/>
+      <w:r>
+        <w:t>pg</w:t>
+      </w:r>
+      <w:proofErr w:type="spellEnd"/>
+      <w:r>
+        <w:t>/mL). Since IL-1β secretion requires inflammasome-mediated caspase-1 cleavage beyond transcriptional priming, carprofen may enhance NLRP3 inflammasome activation, potentially through COX-independent mechanisms such as mitochondrial ROS generation, or by relieving PGE</w:t>
+      </w:r>
+      <w:r>
+        <w:rPr>
+          <w:rFonts w:ascii="Cambria Math" w:hAnsi="Cambria Math" w:cs="Cambria Math"/>
+        </w:rPr>
+        <w:t>₂</w:t>
+      </w:r>
+      <w:r>
+        <w:t xml:space="preserve">-mediated inhibition of inflammasome assembly via EP2/EP4 receptors. This selective potentiation of IL-1β is relevant to HDT, as IL-1β is essential for early mycobacterial </w:t>
+      </w:r>
+      <w:proofErr w:type="spellStart"/>
+      <w:r>
+        <w:t>defence</w:t>
+      </w:r>
+      <w:proofErr w:type="spellEnd"/>
+      <w:r>
+        <w:t xml:space="preserve"> yet can drive tissue-destructive immunopathology when produced in excess. A non-significant trend towards reduced TNF-α at C100 µg/mL was also noted, but the small sample size (n = 4) and high inter-donor variability limited statistical power.</w:t>
+      </w:r>
+    </w:p>
+    <w:p>
+      <w:r>
+        <w:t xml:space="preserve">BCG stimulation induced markedly weaker cytokine responses than LPS, with IL-1β largely undetectable and IL-6 remaining below 20 </w:t>
+      </w:r>
+      <w:proofErr w:type="spellStart"/>
+      <w:r>
+        <w:t>pg</w:t>
+      </w:r>
+      <w:proofErr w:type="spellEnd"/>
+      <w:r>
+        <w:t>/mL. This is consistent with the known immunoevasive properties of mycobacteria, including inhibition of phagosome maturation and interference with TLR signaling. However, the 6-hour timepoint may have been insufficient to capture the slower kinetics of mycobacterial-induced cytokine production, which typically peaks at 24–72 hours. The absence of detectable carprofen effects on BCG-induced cytokines may therefore reflect a floor effect rather than a true lack of immunomodulation, and longer stimulation periods should be explored in future work.</w:t>
+      </w:r>
+    </w:p>
+    <w:p>
+      <w:r>
+        <w:t xml:space="preserve">The BCG growth assay demonstrated that the duration of carprofen exposure critically determines its antimycobacterial efficacy. Transient exposure (4 hours) inhibited extracellular BCG growth in a dose-dependent manner (~3.4-fold reduction at C100, MOI B10), consistent with the reported direct bactericidal activity of carprofen through disruption of the mycobacterial electron transport chain [9, 10]. However, transient exposure paradoxically increased intracellular BCG replication (C100: fold change 2.63 vs C0: 1.14). This may reflect reduced extracellular competition concentrating bacteria within phagosomes, or transient COX inhibition shifting eicosanoid balance in </w:t>
+      </w:r>
+      <w:proofErr w:type="spellStart"/>
+      <w:r>
+        <w:t>favour</w:t>
+      </w:r>
+      <w:proofErr w:type="spellEnd"/>
+      <w:r>
+        <w:t xml:space="preserve"> of intracellular survival</w:t>
+      </w:r>
+      <w:r>
+        <w:t>.</w:t>
+      </w:r>
+      <w:r>
+        <w:t xml:space="preserve"> In contrast, sustained 7-day carprofen treatment effectively suppressed intracellular BCG (C100: fold change 0.68), indicating that continuous drug accumulation within acidified phagosomes is necessary to achieve bactericidal intracellular concentrations</w:t>
+      </w:r>
+      <w:r>
+        <w:t>.</w:t>
+      </w:r>
+      <w:r>
+        <w:t xml:space="preserve"> This has direct implications for clinical HDT, where dosing regimens must maintain sustained tissue and intracellular drug levels.</w:t>
+      </w:r>
+    </w:p>
+    <w:p>
+      <w:r>
+        <w:t xml:space="preserve">Several limitations should be noted. The small sample sizes (n = 3–4) reduced statistical power and contributed to high inter-donor variability. BCG lacks key </w:t>
+      </w:r>
+      <w:proofErr w:type="spellStart"/>
+      <w:r>
+        <w:t>Mtb</w:t>
+      </w:r>
+      <w:proofErr w:type="spellEnd"/>
+      <w:r>
+        <w:t xml:space="preserve"> virulence factors such as the RD1-encoded ESX-1 secretion system, which influences phagosomal escape and inflammasome activation; results may therefore differ with virulent </w:t>
+      </w:r>
+      <w:proofErr w:type="spellStart"/>
+      <w:r>
+        <w:t>Mtb</w:t>
+      </w:r>
+      <w:proofErr w:type="spellEnd"/>
+      <w:r>
+        <w:t>. The fluorescence-based flow cytometric growth assay cannot distinguish viable from non-viable bacteria retaining residual fluorescence, and CFU-based validation would strengthen these findings. Additionally, this study examined MDMs in monoculture; the effects of carprofen on macrophage–T cell crosstalk, which is central to mycobacterial control in vivo, remain uninvestigated.</w:t>
+      </w:r>
+    </w:p>
+    <w:p>
+      <w:r>
+        <w:t>In conclusion, carprofen demonstrates dual potential as an HDT candidate: selective enhancement of</w:t>
+      </w:r>
+      <w:r>
+        <w:rPr>
+          <w:rFonts w:hint="eastAsia"/>
+        </w:rPr>
+        <w:t xml:space="preserve"> </w:t>
+      </w:r>
+      <w:r>
+        <w:t xml:space="preserve">inflammasome-dependent IL-1β production and concentration-dependent inhibition of mycobacterial growth, with sustained exposure being essential for intracellular bacterial control. Future studies should validate these findings using virulent </w:t>
+      </w:r>
+      <w:proofErr w:type="spellStart"/>
+      <w:r>
+        <w:t>Mtb</w:t>
+      </w:r>
+      <w:proofErr w:type="spellEnd"/>
+      <w:r>
+        <w:t>, investigate the mechanistic basis of carprofen–inflammasome interactions, and evaluate carprofen in combination with standard anti-tuberculosis drugs.</w:t>
+      </w:r>
+    </w:p>
+    <w:p>
       <w:pPr>
         <w:rPr>
+          <w:b/>
+          <w:bCs/>
+        </w:rPr>
+      </w:pPr>
+      <w:r>
+        <w:rPr>
+          <w:b/>
+          <w:bCs/>
+        </w:rPr>
+        <w:t>Materials and methods</w:t>
+      </w:r>
+      <w:r>
+        <w:rPr>
+          <w:b/>
+          <w:bCs/>
+        </w:rPr>
+        <w:t xml:space="preserve"> </w:t>
+      </w:r>
+    </w:p>
+    <w:p>
+      <w:pPr>
+        <w:rPr>
+          <w:b/>
+          <w:bCs/>
+        </w:rPr>
+      </w:pPr>
+      <w:r>
+        <w:rPr>
+          <w:b/>
+          <w:bCs/>
+        </w:rPr>
+        <w:t>Isolation of human PBMCs and macrophage differentiation</w:t>
+      </w:r>
+    </w:p>
+    <w:p>
+      <w:r>
+        <w:t xml:space="preserve">Peripheral blood samples </w:t>
+      </w:r>
+      <w:r>
+        <w:t xml:space="preserve">(120ml) </w:t>
+      </w:r>
+      <w:r>
+        <w:t xml:space="preserve">were obtained from healthy adult donors under UCL ethical approval. PBMCs were isolated by </w:t>
+      </w:r>
+      <w:proofErr w:type="spellStart"/>
+      <w:r>
+        <w:t>Ficoll</w:t>
+      </w:r>
+      <w:proofErr w:type="spellEnd"/>
+      <w:r>
+        <w:t xml:space="preserve"> density-gradient centrifugation and resuspended in RPMI-</w:t>
+      </w:r>
+      <w:r>
+        <w:lastRenderedPageBreak/>
+        <w:t>164</w:t>
+      </w:r>
+      <w:r>
+        <w:t>0(Gibco, Cat#21875-034)</w:t>
+      </w:r>
+      <w:r>
+        <w:t xml:space="preserve"> supplemented with 10% heat-inactivated FBS</w:t>
+      </w:r>
+      <w:r>
+        <w:t xml:space="preserve"> </w:t>
+      </w:r>
+      <w:r>
+        <w:t>(Sigma-Aldrich, Cat#12103C-100ML)</w:t>
+      </w:r>
+      <w:r>
+        <w:t xml:space="preserve"> and penicillin–streptomycin</w:t>
+      </w:r>
+      <w:r>
+        <w:t xml:space="preserve"> </w:t>
+      </w:r>
+      <w:r>
+        <w:t>(Gibco, Cat#15070-063)</w:t>
+      </w:r>
+      <w:r>
+        <w:t xml:space="preserve">. Monocytes were </w:t>
+      </w:r>
+      <w:r>
+        <w:t>enriched by adherence (2 h, 37 °C, 5% CO</w:t>
+      </w:r>
+      <w:r>
+        <w:rPr>
+          <w:rFonts w:ascii="Cambria Math" w:hAnsi="Cambria Math" w:cs="Cambria Math"/>
+        </w:rPr>
+        <w:t>₂</w:t>
+      </w:r>
+      <w:r>
+        <w:t>), washed with DPBS</w:t>
+      </w:r>
+      <w:r>
+        <w:t xml:space="preserve"> </w:t>
+      </w:r>
+      <w:r>
+        <w:t>(Gibco, Cat#14190-094)</w:t>
+      </w:r>
+      <w:r>
+        <w:t>, and differentiated into monocyte-derived macrophages (MDMs) using RPMI-1640 containing 10% autologous serum and M-CSF (</w:t>
+      </w:r>
+      <w:r>
+        <w:t>R&amp;D Systems, Cat#216-MC-025)</w:t>
+      </w:r>
+      <w:r>
+        <w:t>. Cells were maintained in macrophage adhesion/maintenance medium as required.</w:t>
+      </w:r>
+      <w:r>
+        <w:rPr>
           <w:rFonts w:hint="eastAsia"/>
-          <w:lang w:eastAsia="zh-CN"/>
-        </w:rPr>
-      </w:pPr>
-      <w:r>
-        <w:t xml:space="preserve">This study examined whether carprofen, a microbicidal NSAID, modulates macrophage innate immune responses and restricts BCG growth in human MDMs. The key findings are that carprofen </w:t>
-      </w:r>
-      <w:r>
-        <w:lastRenderedPageBreak/>
-        <w:t>selectively potentiates LPS-induced IL-1β without altering IL-6 or TNF-α, and that sustained rather than transient carprofen exposure is required to control intracellular mycobacterial replication.</w:t>
-      </w:r>
-    </w:p>
-    <w:p>
-      <w:pPr>
-        <w:rPr>
-          <w:rFonts w:hint="eastAsia"/>
-          <w:lang w:eastAsia="zh-CN"/>
-        </w:rPr>
-      </w:pPr>
-      <w:r>
-        <w:t>Carprofen had no significant effect on IL-6 or TNF-α in LPS-stimulated MDMs, suggesting that TLR4-dependent NF-</w:t>
+        </w:rPr>
+        <w:t xml:space="preserve"> </w:t>
+      </w:r>
+      <w:r>
+        <w:t>(</w:t>
+      </w:r>
+      <w:r>
+        <w:t>C</w:t>
+      </w:r>
+      <w:r>
+        <w:t xml:space="preserve">ell </w:t>
+      </w:r>
+      <w:r>
+        <w:t xml:space="preserve">seeding </w:t>
+      </w:r>
+      <w:r>
+        <w:t>density: 5x10</w:t>
+      </w:r>
+      <w:r>
+        <w:rPr>
+          <w:vertAlign w:val="superscript"/>
+        </w:rPr>
+        <w:t>6</w:t>
+      </w:r>
+      <w:r>
+        <w:t xml:space="preserve"> PBMCs/ml)</w:t>
+      </w:r>
+    </w:p>
+    <w:p>
+      <w:r>
+        <w:rPr>
+          <w:b/>
+          <w:bCs/>
+        </w:rPr>
+        <w:t>Bacterial culture and preparation</w:t>
+      </w:r>
+    </w:p>
+    <w:p>
+      <w:r>
+        <w:t xml:space="preserve">Mycobacterium </w:t>
       </w:r>
       <w:proofErr w:type="spellStart"/>
       <w:r>
-        <w:t>κB</w:t>
+        <w:t>bovis</w:t>
       </w:r>
       <w:proofErr w:type="spellEnd"/>
       <w:r>
-        <w:t xml:space="preserve"> and MAPK </w:t>
-      </w:r>
-      <w:r>
-        <w:t>signaling</w:t>
-      </w:r>
-      <w:r>
-        <w:t xml:space="preserve"> pathways are not substantially affected by carprofen at the concentrations tested [13]. However, a significant carprofen × LPS interaction was observed for IL-1β (p = 0.015), with C100 µg/mL increasing LPS-induced IL-1β approximately 4.6-fold (11.16 vs 2.43 </w:t>
+        <w:t xml:space="preserve"> bacillus Calmette–Guérin (BCG) expressing fluorescent reporters (dsRED) was cultured in Middlebrook 7H9 broth</w:t>
+      </w:r>
+      <w:r>
+        <w:t xml:space="preserve">(BD </w:t>
       </w:r>
       <w:proofErr w:type="spellStart"/>
       <w:r>
-        <w:t>pg</w:t>
+        <w:t>Difco</w:t>
       </w:r>
       <w:proofErr w:type="spellEnd"/>
       <w:r>
-        <w:t>/mL). Since IL-1β secretion requires inflammasome-mediated caspase-1 cleavage beyond transcriptional priming [13], carprofen may enhance NLRP3 inflammasome activation, potentially through COX-independent mechanisms such as mitochondrial ROS generation, or by relieving PGE</w:t>
-      </w:r>
-      <w:r>
-        <w:rPr>
-          <w:rFonts w:ascii="Cambria Math" w:hAnsi="Cambria Math" w:cs="Cambria Math"/>
-        </w:rPr>
-        <w:t>₂</w:t>
-      </w:r>
-      <w:r>
-        <w:t xml:space="preserve">-mediated inhibition of inflammasome assembly via EP2/EP4 receptors [7, 8]. This selective potentiation of IL-1β is relevant to HDT, as IL-1β is essential for early mycobacterial </w:t>
-      </w:r>
-      <w:proofErr w:type="spellStart"/>
-      <w:r>
-        <w:t>defence</w:t>
-      </w:r>
-      <w:proofErr w:type="spellEnd"/>
-      <w:r>
-        <w:t xml:space="preserve"> yet can drive tissue-destructive immunopathology when produced in excess [4, 5]. A non-significant trend towards reduced TNF-α at C100 µg/mL was also noted, but the small sample size (n = 4) and high inter-donor variability limited statistical power.</w:t>
-      </w:r>
-    </w:p>
-    <w:p>
-      <w:pPr>
-        <w:rPr>
-          <w:rFonts w:hint="eastAsia"/>
-          <w:lang w:eastAsia="zh-CN"/>
-        </w:rPr>
-      </w:pPr>
-      <w:r>
-        <w:t xml:space="preserve">BCG stimulation induced markedly weaker cytokine responses than LPS, with IL-1β largely undetectable and IL-6 remaining below 20 </w:t>
-      </w:r>
-      <w:proofErr w:type="spellStart"/>
-      <w:r>
-        <w:t>pg</w:t>
-      </w:r>
-      <w:proofErr w:type="spellEnd"/>
-      <w:r>
-        <w:t xml:space="preserve">/mL. This is consistent with the known immunoevasive properties of mycobacteria, including inhibition of phagosome maturation and interference with TLR </w:t>
-      </w:r>
-      <w:r>
-        <w:t>signaling</w:t>
-      </w:r>
-      <w:r>
-        <w:t xml:space="preserve"> [4, 9]. However, the 6-hour timepoint may have been insufficient to capture the slower kinetics of mycobacterial-induced cytokine production, which typically peaks at 24–72 hours. The absence of detectable carprofen effects on BCG-induced cytokines may therefore reflect a floor effect rather than a true lack of immunomodulation, and longer stimulation periods should be explored in future work.</w:t>
-      </w:r>
-    </w:p>
-    <w:p>
-      <w:pPr>
-        <w:rPr>
-          <w:rFonts w:hint="eastAsia"/>
-          <w:lang w:eastAsia="zh-CN"/>
-        </w:rPr>
-      </w:pPr>
-      <w:r>
-        <w:t xml:space="preserve">The BCG growth assay demonstrated that the duration of carprofen exposure critically determines its antimycobacterial efficacy. Transient exposure (4 hours) inhibited extracellular BCG growth in a dose-dependent manner (~3.4-fold reduction at C100, MOI B10), consistent with the reported direct bactericidal activity of carprofen through disruption of the mycobacterial electron transport chain [9, 10]. However, transient exposure paradoxically increased intracellular BCG replication (C100: fold change 2.63 vs C0: 1.14). This may reflect reduced extracellular competition concentrating bacteria within phagosomes, or transient COX inhibition shifting eicosanoid balance in </w:t>
-      </w:r>
-      <w:proofErr w:type="spellStart"/>
-      <w:r>
-        <w:t>favour</w:t>
-      </w:r>
-      <w:proofErr w:type="spellEnd"/>
-      <w:r>
-        <w:t xml:space="preserve"> of intracellular survival [7, 8]. In contrast, sustained 7-day carprofen treatment effectively suppressed intracellular BCG (C100: fold change 0.68), indicating that continuous drug accumulation within acidified phagosomes is necessary to achieve bactericidal intracellular concentrations [2, 11]. This has direct implications for clinical HDT, where dosing regimens must maintain sustained tissue and intracellular drug levels.</w:t>
-      </w:r>
-    </w:p>
-    <w:p>
-      <w:pPr>
-        <w:rPr>
-          <w:rFonts w:hint="eastAsia"/>
-          <w:lang w:eastAsia="zh-CN"/>
-        </w:rPr>
-      </w:pPr>
-      <w:r>
-        <w:t xml:space="preserve">Several limitations should be noted. The small sample sizes (n = 3–4) reduced statistical power and contributed to high inter-donor variability. BCG lacks key </w:t>
-      </w:r>
-      <w:proofErr w:type="spellStart"/>
-      <w:r>
-        <w:t>Mtb</w:t>
-      </w:r>
-      <w:proofErr w:type="spellEnd"/>
-      <w:r>
-        <w:t xml:space="preserve"> virulence factors such as the RD1-encoded ESX-1 secretion system, which influences phagosomal escape and inflammasome activation [4]; results may therefore differ with virulent </w:t>
-      </w:r>
-      <w:proofErr w:type="spellStart"/>
-      <w:r>
-        <w:t>Mtb</w:t>
-      </w:r>
-      <w:proofErr w:type="spellEnd"/>
-      <w:r>
-        <w:t>. The fluorescence-based flow cytometric growth assay cannot distinguish viable from non-viable bacteria retaining residual fluorescence, and CFU-based validation would strengthen these findings. Additionally, this study examined MDMs in monoculture; the effects of carprofen on macrophage–T cell crosstalk, which is central to mycobacterial control in vivo, remain uninvestigated.</w:t>
-      </w:r>
-    </w:p>
-    <w:p>
-      <w:r>
-        <w:t>In conclusion, carprofen demonstrates dual potential as an HDT candidate: selective enhancement of</w:t>
-      </w:r>
-      <w:r>
-        <w:rPr>
-          <w:rFonts w:hint="eastAsia"/>
-          <w:lang w:eastAsia="zh-CN"/>
-        </w:rPr>
-        <w:t xml:space="preserve"> </w:t>
-      </w:r>
-      <w:r>
-        <w:t xml:space="preserve">inflammasome-dependent IL-1β production and concentration-dependent inhibition of mycobacterial growth, with sustained exposure being essential for intracellular bacterial control. Future studies should validate these findings using virulent </w:t>
-      </w:r>
-      <w:proofErr w:type="spellStart"/>
-      <w:r>
-        <w:t>Mtb</w:t>
-      </w:r>
-      <w:proofErr w:type="spellEnd"/>
-      <w:r>
-        <w:t>, investigate the mechanistic basis of carprofen–inflammasome interactions, and evaluate carprofen in combination with standard anti-tuberculosis drugs.</w:t>
-      </w:r>
-    </w:p>
-    <w:p>
-      <w:r>
-        <w:t>Materials and methods</w:t>
-      </w:r>
-    </w:p>
-    <w:p>
-      <w:pPr>
-        <w:rPr>
-          <w:lang w:eastAsia="zh-CN"/>
-        </w:rPr>
-      </w:pPr>
-      <w:r>
-        <w:lastRenderedPageBreak/>
-        <w:t>Isolation of human PBMCs and macrophage differentiation</w:t>
-      </w:r>
-    </w:p>
-    <w:p>
-      <w:r>
-        <w:t xml:space="preserve">Peripheral blood samples </w:t>
-      </w:r>
-      <w:r>
-        <w:rPr>
-          <w:lang w:eastAsia="zh-CN"/>
-        </w:rPr>
-        <w:t xml:space="preserve">(120ml) </w:t>
-      </w:r>
-      <w:r>
-        <w:t xml:space="preserve">were obtained from healthy adult donors under UCL ethical approval. PBMCs were isolated by </w:t>
-      </w:r>
-      <w:proofErr w:type="spellStart"/>
-      <w:r>
-        <w:t>Ficoll</w:t>
-      </w:r>
-      <w:proofErr w:type="spellEnd"/>
-      <w:r>
-        <w:t xml:space="preserve"> density-gradient centrifugation and resuspended in RPMI-164</w:t>
-      </w:r>
-      <w:r>
-        <w:t>0(Gibco, Cat#21875-034)</w:t>
-      </w:r>
-      <w:r>
-        <w:t xml:space="preserve"> supplemented with 10% heat-inactivated FBS</w:t>
-      </w:r>
-      <w:r>
-        <w:t xml:space="preserve"> </w:t>
-      </w:r>
-      <w:r>
-        <w:t>(Sigma-Aldrich, Cat#12103C-100ML)</w:t>
-      </w:r>
-      <w:r>
-        <w:t xml:space="preserve"> and penicillin–streptomycin</w:t>
-      </w:r>
-      <w:r>
-        <w:t xml:space="preserve"> </w:t>
-      </w:r>
-      <w:r>
-        <w:t>(Gibco, Cat#15070-063)</w:t>
-      </w:r>
-      <w:r>
-        <w:t xml:space="preserve">. Monocytes were </w:t>
-      </w:r>
-      <w:r>
-        <w:t>enriched by adherence (2 h, 37 °C, 5% CO</w:t>
-      </w:r>
-      <w:r>
-        <w:rPr>
-          <w:rFonts w:ascii="Cambria Math" w:hAnsi="Cambria Math" w:cs="Cambria Math"/>
-        </w:rPr>
-        <w:t>₂</w:t>
-      </w:r>
-      <w:r>
-        <w:t>), washed with DPBS</w:t>
-      </w:r>
-      <w:r>
-        <w:t xml:space="preserve"> </w:t>
-      </w:r>
-      <w:r>
-        <w:t>(Gibco, Cat#14190-094)</w:t>
-      </w:r>
-      <w:r>
-        <w:t>, and differentiated into monocyte-derived macrophages (MDMs) using RPMI-1640 containing 10% autologous serum and M-CSF (</w:t>
-      </w:r>
-      <w:r>
-        <w:t>R&amp;D Systems, Cat#216-MC-025)</w:t>
-      </w:r>
-      <w:r>
-        <w:t>. Cells were maintained in macrophage adhesion/maintenance medium as required.</w:t>
-      </w:r>
-      <w:r>
-        <w:rPr>
-          <w:rFonts w:hint="eastAsia"/>
-          <w:lang w:eastAsia="zh-CN"/>
-        </w:rPr>
-        <w:t xml:space="preserve"> </w:t>
-      </w:r>
-      <w:r>
-        <w:t>(</w:t>
-      </w:r>
-      <w:r>
-        <w:t>C</w:t>
-      </w:r>
-      <w:r>
-        <w:t xml:space="preserve">ell </w:t>
-      </w:r>
-      <w:r>
-        <w:t xml:space="preserve">seeding </w:t>
-      </w:r>
-      <w:r>
-        <w:t>density: 5x10</w:t>
-      </w:r>
-      <w:r>
-        <w:rPr>
-          <w:vertAlign w:val="superscript"/>
-        </w:rPr>
-        <w:t>6</w:t>
-      </w:r>
-      <w:r>
-        <w:t xml:space="preserve"> PBMCs/ml)</w:t>
-      </w:r>
-    </w:p>
-    <w:p>
-      <w:r>
-        <w:t>Bacterial culture and preparation</w:t>
+        <w:t>, Cat#2271310)</w:t>
+      </w:r>
+      <w:r>
+        <w:t xml:space="preserve"> supplemented with ADC enrichment</w:t>
+      </w:r>
+      <w:r>
+        <w:t>(BD BBL, Cat#211887)</w:t>
+      </w:r>
+      <w:r>
+        <w:t>, 0.2% glycerol</w:t>
+      </w:r>
+      <w:r>
+        <w:t>(Sigma-Aldrich, Cat#2025-500ML)</w:t>
+      </w:r>
+      <w:r>
+        <w:t>, and 0.05% Tween-80</w:t>
+      </w:r>
+      <w:r>
+        <w:t>(Sigma-Aldrich, Cat#P1754-500ML)</w:t>
+      </w:r>
+      <w:r>
+        <w:t xml:space="preserve"> at 37 °C with shaking until mid-logarithmic phase (OD</w:t>
+      </w:r>
+      <w:r>
+        <w:rPr>
+          <w:vertAlign w:val="subscript"/>
+        </w:rPr>
+        <w:t>600</w:t>
+      </w:r>
+      <w:r>
+        <w:t xml:space="preserve"> ≈ 0.4-0.6). Before infection, bacterial cultures were centrifuged and washed with PBS containing 0.05% Tween-80(PBST). Bacterial suspensions were resuspended in macrophage culture medium.</w:t>
       </w:r>
     </w:p>
     <w:p>
@@ -2210,28 +2296,30 @@
       <w:r>
         <w:rPr>
           <w:rFonts w:ascii="Arial" w:hAnsi="Arial" w:cs="Arial"/>
+          <w:b/>
+          <w:bCs/>
           <w:sz w:val="22"/>
           <w:szCs w:val="22"/>
         </w:rPr>
-        <w:t xml:space="preserve">Mycobacterium </w:t>
-      </w:r>
-      <w:proofErr w:type="spellStart"/>
-      <w:r>
+        <w:t>Infection of macrophages with BCG</w:t>
+      </w:r>
+    </w:p>
+    <w:p>
+      <w:pPr>
+        <w:pStyle w:val="aa"/>
         <w:rPr>
           <w:rFonts w:ascii="Arial" w:hAnsi="Arial" w:cs="Arial"/>
           <w:sz w:val="22"/>
           <w:szCs w:val="22"/>
         </w:rPr>
-        <w:t>bovis</w:t>
-      </w:r>
-      <w:proofErr w:type="spellEnd"/>
+      </w:pPr>
       <w:r>
         <w:rPr>
           <w:rFonts w:ascii="Arial" w:hAnsi="Arial" w:cs="Arial"/>
           <w:sz w:val="22"/>
           <w:szCs w:val="22"/>
         </w:rPr>
-        <w:t xml:space="preserve"> bacillus Calmette–Guérin (BCG) expressing fluorescent reporters (dsRED) was cultured in Middlebrook 7H9 broth</w:t>
+        <w:t xml:space="preserve">Differentiated </w:t>
       </w:r>
       <w:r>
         <w:rPr>
@@ -2239,25 +2327,23 @@
           <w:sz w:val="22"/>
           <w:szCs w:val="22"/>
         </w:rPr>
-        <w:t xml:space="preserve">(BD </w:t>
-      </w:r>
-      <w:proofErr w:type="spellStart"/>
+        <w:t>MDMs (</w:t>
+      </w:r>
       <w:r>
         <w:rPr>
           <w:rFonts w:ascii="Arial" w:hAnsi="Arial" w:cs="Arial"/>
           <w:sz w:val="22"/>
           <w:szCs w:val="22"/>
         </w:rPr>
-        <w:t>Difco</w:t>
-      </w:r>
-      <w:proofErr w:type="spellEnd"/>
+        <w:t>day 7)</w:t>
+      </w:r>
       <w:r>
         <w:rPr>
           <w:rFonts w:ascii="Arial" w:hAnsi="Arial" w:cs="Arial"/>
           <w:sz w:val="22"/>
           <w:szCs w:val="22"/>
         </w:rPr>
-        <w:t>, Cat#2271310)</w:t>
+        <w:t xml:space="preserve"> were infected with BCG at multiplicities of infection (MOI) of 1, 10, or 100. Bacterial suspensions were added to macrophage cultures and incubated for 4 h at 37 °C. Following infection, extracellular bacteria were removed by washing </w:t>
       </w:r>
       <w:r>
         <w:rPr>
@@ -2265,7 +2351,7 @@
           <w:sz w:val="22"/>
           <w:szCs w:val="22"/>
         </w:rPr>
-        <w:t xml:space="preserve"> supplemented with ADC enrichment</w:t>
+        <w:t>three times</w:t>
       </w:r>
       <w:r>
         <w:rPr>
@@ -2273,7 +2359,7 @@
           <w:sz w:val="22"/>
           <w:szCs w:val="22"/>
         </w:rPr>
-        <w:t>(BD BBL, Cat#211887)</w:t>
+        <w:t xml:space="preserve"> with warm DPBS. Fresh </w:t>
       </w:r>
       <w:r>
         <w:rPr>
@@ -2281,7 +2367,7 @@
           <w:sz w:val="22"/>
           <w:szCs w:val="22"/>
         </w:rPr>
-        <w:t>, 0.2% glycerol</w:t>
+        <w:t>antibiotic-free MDM adhesion/maintenance media</w:t>
       </w:r>
       <w:r>
         <w:rPr>
@@ -2289,7 +2375,7 @@
           <w:sz w:val="22"/>
           <w:szCs w:val="22"/>
         </w:rPr>
-        <w:t>(Sigma-Aldrich, Cat#2025-500ML)</w:t>
+        <w:t xml:space="preserve"> w</w:t>
       </w:r>
       <w:r>
         <w:rPr>
@@ -2297,7 +2383,7 @@
           <w:sz w:val="22"/>
           <w:szCs w:val="22"/>
         </w:rPr>
-        <w:t>, and 0.05% Tween-80</w:t>
+        <w:t>ere</w:t>
       </w:r>
       <w:r>
         <w:rPr>
@@ -2305,7 +2391,7 @@
           <w:sz w:val="22"/>
           <w:szCs w:val="22"/>
         </w:rPr>
-        <w:t>(Sigma-Aldrich, Cat#P1754-500ML)</w:t>
+        <w:t xml:space="preserve"> then added to each well for subsequent treatments and assays</w:t>
       </w:r>
       <w:r>
         <w:rPr>
@@ -2313,154 +2399,47 @@
           <w:sz w:val="22"/>
           <w:szCs w:val="22"/>
         </w:rPr>
-        <w:t xml:space="preserve"> at 37 °C with shaking until mid-logarithmic phase (OD</w:t>
-      </w:r>
-      <w:r>
+        <w:t>.</w:t>
+      </w:r>
+    </w:p>
+    <w:p>
+      <w:pPr>
+        <w:pStyle w:val="aa"/>
+        <w:rPr>
+          <w:rFonts w:ascii="Arial" w:hAnsi="Arial" w:cs="Arial"/>
+          <w:b/>
+          <w:bCs/>
+          <w:sz w:val="22"/>
+          <w:szCs w:val="22"/>
+        </w:rPr>
+      </w:pPr>
+      <w:r>
+        <w:rPr>
+          <w:rFonts w:ascii="Arial" w:hAnsi="Arial" w:cs="Arial"/>
+          <w:b/>
+          <w:bCs/>
+          <w:sz w:val="22"/>
+          <w:szCs w:val="22"/>
+        </w:rPr>
+        <w:t xml:space="preserve">Carprofen treatment </w:t>
+      </w:r>
+    </w:p>
+    <w:p>
+      <w:pPr>
+        <w:pStyle w:val="aa"/>
         <w:rPr>
           <w:rFonts w:ascii="Arial" w:hAnsi="Arial" w:cs="Arial"/>
           <w:sz w:val="22"/>
           <w:szCs w:val="22"/>
-          <w:vertAlign w:val="subscript"/>
-        </w:rPr>
-        <w:t>600</w:t>
-      </w:r>
+        </w:rPr>
+      </w:pPr>
       <w:r>
         <w:rPr>
           <w:rFonts w:ascii="Arial" w:hAnsi="Arial" w:cs="Arial"/>
           <w:sz w:val="22"/>
           <w:szCs w:val="22"/>
         </w:rPr>
-        <w:t xml:space="preserve"> ≈ 0.4-0.6). Before infection, bacterial cultures were centrifuged and washed with PBS containing 0.05% Tween-80(PBST). Bacterial suspensions were resuspended in macrophage culture medium.</w:t>
-      </w:r>
-    </w:p>
-    <w:p>
-      <w:pPr>
-        <w:pStyle w:val="aa"/>
-        <w:rPr>
-          <w:rFonts w:ascii="Arial" w:hAnsi="Arial" w:cs="Arial"/>
-          <w:sz w:val="22"/>
-          <w:szCs w:val="22"/>
-        </w:rPr>
-      </w:pPr>
-      <w:r>
-        <w:rPr>
-          <w:rFonts w:ascii="Arial" w:hAnsi="Arial" w:cs="Arial"/>
-          <w:sz w:val="22"/>
-          <w:szCs w:val="22"/>
-        </w:rPr>
-        <w:t>Infection of macrophages with BCG</w:t>
-      </w:r>
-    </w:p>
-    <w:p>
-      <w:pPr>
-        <w:pStyle w:val="aa"/>
-        <w:rPr>
-          <w:rFonts w:ascii="Arial" w:hAnsi="Arial" w:cs="Arial"/>
-          <w:sz w:val="22"/>
-          <w:szCs w:val="22"/>
-        </w:rPr>
-      </w:pPr>
-      <w:r>
-        <w:rPr>
-          <w:rFonts w:ascii="Arial" w:hAnsi="Arial" w:cs="Arial"/>
-          <w:sz w:val="22"/>
-          <w:szCs w:val="22"/>
-        </w:rPr>
-        <w:t xml:space="preserve">Differentiated </w:t>
-      </w:r>
-      <w:r>
-        <w:rPr>
-          <w:rFonts w:ascii="Arial" w:hAnsi="Arial" w:cs="Arial"/>
-          <w:sz w:val="22"/>
-          <w:szCs w:val="22"/>
-        </w:rPr>
-        <w:t>MDMs (</w:t>
-      </w:r>
-      <w:r>
-        <w:rPr>
-          <w:rFonts w:ascii="Arial" w:hAnsi="Arial" w:cs="Arial"/>
-          <w:sz w:val="22"/>
-          <w:szCs w:val="22"/>
-        </w:rPr>
-        <w:t>day 7)</w:t>
-      </w:r>
-      <w:r>
-        <w:rPr>
-          <w:rFonts w:ascii="Arial" w:hAnsi="Arial" w:cs="Arial"/>
-          <w:sz w:val="22"/>
-          <w:szCs w:val="22"/>
-        </w:rPr>
-        <w:t xml:space="preserve"> were infected with BCG at multiplicities of infection (MOI) of 1, 10, or 100. Bacterial suspensions were added to macrophage cultures and incubated for 4 h at 37 °C. Following infection, extracellular bacteria were removed by washing </w:t>
-      </w:r>
-      <w:r>
-        <w:rPr>
-          <w:rFonts w:ascii="Arial" w:hAnsi="Arial" w:cs="Arial"/>
-          <w:sz w:val="22"/>
-          <w:szCs w:val="22"/>
-        </w:rPr>
-        <w:t>three times</w:t>
-      </w:r>
-      <w:r>
-        <w:rPr>
-          <w:rFonts w:ascii="Arial" w:hAnsi="Arial" w:cs="Arial"/>
-          <w:sz w:val="22"/>
-          <w:szCs w:val="22"/>
-        </w:rPr>
-        <w:t xml:space="preserve"> with warm DPBS. Fresh </w:t>
-      </w:r>
-      <w:r>
-        <w:rPr>
-          <w:rFonts w:ascii="Arial" w:hAnsi="Arial" w:cs="Arial"/>
-          <w:sz w:val="22"/>
-          <w:szCs w:val="22"/>
-        </w:rPr>
-        <w:t>antibiotic-free MDM adhesion/maintenance media</w:t>
-      </w:r>
-      <w:r>
-        <w:rPr>
-          <w:rFonts w:ascii="Arial" w:hAnsi="Arial" w:cs="Arial"/>
-          <w:sz w:val="22"/>
-          <w:szCs w:val="22"/>
-        </w:rPr>
-        <w:t xml:space="preserve"> was then added to each well for subsequent treatments and assays</w:t>
-      </w:r>
-      <w:r>
-        <w:rPr>
-          <w:rFonts w:ascii="Arial" w:hAnsi="Arial" w:cs="Arial"/>
-          <w:sz w:val="22"/>
-          <w:szCs w:val="22"/>
-        </w:rPr>
-        <w:t>.</w:t>
-      </w:r>
-    </w:p>
-    <w:p>
-      <w:pPr>
-        <w:pStyle w:val="aa"/>
-        <w:rPr>
-          <w:rFonts w:ascii="Arial" w:hAnsi="Arial" w:cs="Arial"/>
-          <w:sz w:val="22"/>
-          <w:szCs w:val="22"/>
-        </w:rPr>
-      </w:pPr>
-      <w:r>
-        <w:rPr>
-          <w:rFonts w:ascii="Arial" w:hAnsi="Arial" w:cs="Arial"/>
-          <w:sz w:val="22"/>
-          <w:szCs w:val="22"/>
-        </w:rPr>
-        <w:t>Carprofen treatment</w:t>
-      </w:r>
-    </w:p>
-    <w:p>
-      <w:r>
-        <w:t>Carprofen (stock</w:t>
-      </w:r>
-      <w:r>
-        <w:rPr>
-          <w:b/>
-          <w:bCs/>
-        </w:rPr>
-        <w:t xml:space="preserve"> </w:t>
+        <w:t xml:space="preserve">Carprofen (stock 50mg/mL in DMSO) was diluted in macrophage culture medium to final concentrations of 0, 2, 20, and 200 </w:t>
       </w:r>
       <w:r>
         <w:rPr>
@@ -2468,25 +2447,10 @@
           <w:rFonts w:ascii="Arial" w:hAnsi="Arial" w:hint="default"/>
           <w:b w:val="0"/>
           <w:bCs w:val="0"/>
-        </w:rPr>
-        <w:t>50 mg/mL</w:t>
-      </w:r>
-      <w:r>
-        <w:rPr>
-          <w:b/>
-          <w:bCs/>
-        </w:rPr>
-        <w:t xml:space="preserve"> </w:t>
-      </w:r>
-      <w:r>
-        <w:t>in</w:t>
-      </w:r>
-      <w:r>
-        <w:rPr>
-          <w:b/>
-          <w:bCs/>
-        </w:rPr>
-        <w:t xml:space="preserve"> </w:t>
+          <w:sz w:val="22"/>
+          <w:szCs w:val="22"/>
+        </w:rPr>
+        <w:t>µg/mL</w:t>
       </w:r>
       <w:r>
         <w:rPr>
@@ -2494,40 +2458,22 @@
           <w:rFonts w:ascii="Arial" w:hAnsi="Arial" w:hint="default"/>
           <w:b w:val="0"/>
           <w:bCs w:val="0"/>
-        </w:rPr>
-        <w:t>DMSO</w:t>
-      </w:r>
-      <w:r>
-        <w:t xml:space="preserve">) was diluted in macrophage culture medium to final concentrations of </w:t>
-      </w:r>
-      <w:r>
-        <w:rPr>
-          <w:rStyle w:val="15"/>
-          <w:rFonts w:ascii="Arial" w:hAnsi="Arial" w:hint="default"/>
-          <w:b w:val="0"/>
-          <w:bCs w:val="0"/>
-        </w:rPr>
-        <w:t>0, 2, 20, and 200 µg/mL</w:t>
-      </w:r>
-      <w:r>
-        <w:t xml:space="preserve">. Vehicle controls received equivalent DMSO volumes. Carprofen was added </w:t>
-      </w:r>
-      <w:r>
-        <w:rPr>
-          <w:rStyle w:val="15"/>
-          <w:rFonts w:ascii="Arial" w:hAnsi="Arial" w:hint="default"/>
-          <w:b w:val="0"/>
-          <w:bCs w:val="0"/>
-        </w:rPr>
-        <w:t>after the 4 h infection and wash step</w:t>
-      </w:r>
-      <w:r>
-        <w:t>, and cells were maintained under treatment conditions until sample collection.</w:t>
-      </w:r>
-    </w:p>
-    <w:p>
-      <w:r>
+          <w:sz w:val="22"/>
+          <w:szCs w:val="22"/>
+        </w:rPr>
+        <w:t>. Vehicle controls received equivalent DMSO volumes. Carprofen was added after the 4h infection and wash step, and cells were maintained under treatment conditions until sample collection.</w:t>
+      </w:r>
+    </w:p>
+    <w:p>
+      <w:r>
+        <w:rPr>
+          <w:b/>
+          <w:bCs/>
+        </w:rPr>
         <w:t>Cytokine quantification by ELISA</w:t>
+      </w:r>
+      <w:r>
+        <w:t xml:space="preserve"> </w:t>
       </w:r>
     </w:p>
     <w:p>
@@ -2560,9 +2506,6 @@
         <w:t xml:space="preserve"> or infected with BCG in parallel plates. Supernatants were collected 6 h post-stimulation/infection and stored at −80 °C. IL-1β, IL-6, </w:t>
       </w:r>
       <w:r>
-        <w:rPr>
-          <w:lang w:eastAsia="zh-CN"/>
-        </w:rPr>
         <w:t xml:space="preserve">and </w:t>
       </w:r>
       <w:r>
@@ -2571,7 +2514,36 @@
     </w:p>
     <w:p>
       <w:r>
+        <w:rPr>
+          <w:b/>
+          <w:bCs/>
+        </w:rPr>
         <w:t>BCG baseline and growth quantified by flow cytometry</w:t>
+      </w:r>
+    </w:p>
+    <w:p>
+      <w:r>
+        <w:t>Baseline bacterial burden was assessed at 4 h post-infection by collecting extracellular bacteria (EC) from supernatants and intracellular bacteria (IC) after macrophage lysis (sterile water + 0.05% Tween-80). EC/IC fractions were fixed (1:1 with 8% PFA</w:t>
+      </w:r>
+      <w:r>
+        <w:t xml:space="preserve"> (Sigma-Aldrich, Cat#P6148-1KG)</w:t>
+      </w:r>
+      <w:r>
+        <w:t xml:space="preserve">, 15 min; final 4% PFA), centrifuged, resuspended in FACS buffer, and protected from light until acquisition. For growth assays, infected MDMs (± carprofen) were maintained for 7 </w:t>
+      </w:r>
+      <w:proofErr w:type="gramStart"/>
+      <w:r>
+        <w:t>days</w:t>
+      </w:r>
+      <w:proofErr w:type="gramEnd"/>
+      <w:r>
+        <w:t xml:space="preserve"> and EC/IC were processed identically. Samples were acquired on a BD LSR Fortessa; absolute bacterial events were quantified using CountBright counting </w:t>
+      </w:r>
+      <w:r>
+        <w:t>beads (Invitrogen, cat# C36950)</w:t>
+      </w:r>
+      <w:r>
+        <w:t xml:space="preserve"> (25 µL/sample) and dsRED signal was detected in the PE channel.</w:t>
       </w:r>
     </w:p>
     <w:p>
@@ -2586,10 +2558,12 @@
       <w:r>
         <w:rPr>
           <w:rFonts w:ascii="Arial" w:hAnsi="Arial" w:cs="Arial"/>
+          <w:b/>
+          <w:bCs/>
           <w:sz w:val="22"/>
           <w:szCs w:val="22"/>
         </w:rPr>
-        <w:t>Baseline bacterial burden was assessed at 4 h post-infection by collecting extracellular bacteria (EC) from supernatants and intracellular bacteria (IC) after macrophage lysis (sterile water + 0.05% Tween-80). EC/IC fractions were fixed (1:1 with 8% PFA</w:t>
+        <w:t>Statistical analysis</w:t>
       </w:r>
       <w:r>
         <w:rPr>
@@ -2597,85 +2571,24 @@
           <w:sz w:val="22"/>
           <w:szCs w:val="22"/>
         </w:rPr>
-        <w:t xml:space="preserve"> (Sigma-Aldrich, Cat#P6148-1KG)</w:t>
-      </w:r>
-      <w:r>
+        <w:t xml:space="preserve"> </w:t>
+      </w:r>
+    </w:p>
+    <w:p>
+      <w:pPr>
+        <w:pStyle w:val="aa"/>
         <w:rPr>
           <w:rFonts w:ascii="Arial" w:hAnsi="Arial" w:cs="Arial"/>
           <w:sz w:val="22"/>
           <w:szCs w:val="22"/>
         </w:rPr>
-        <w:t xml:space="preserve">, 15 min; final 4% PFA), centrifuged, resuspended in FACS buffer, and protected from light until acquisition. For growth assays, infected MDMs (± carprofen) were maintained for 7 </w:t>
-      </w:r>
-      <w:proofErr w:type="gramStart"/>
+      </w:pPr>
       <w:r>
         <w:rPr>
           <w:rFonts w:ascii="Arial" w:hAnsi="Arial" w:cs="Arial"/>
           <w:sz w:val="22"/>
           <w:szCs w:val="22"/>
         </w:rPr>
-        <w:t>days</w:t>
-      </w:r>
-      <w:proofErr w:type="gramEnd"/>
-      <w:r>
-        <w:rPr>
-          <w:rFonts w:ascii="Arial" w:hAnsi="Arial" w:cs="Arial"/>
-          <w:sz w:val="22"/>
-          <w:szCs w:val="22"/>
-        </w:rPr>
-        <w:t xml:space="preserve"> and EC/IC were processed identically. Samples were acquired on a BD LSR Fortessa; absolute bacterial events were quantified using CountBright counting </w:t>
-      </w:r>
-      <w:r>
-        <w:rPr>
-          <w:rFonts w:ascii="Arial" w:hAnsi="Arial" w:cs="Arial"/>
-          <w:sz w:val="22"/>
-          <w:szCs w:val="22"/>
-        </w:rPr>
-        <w:t>beads (Invitrogen, cat# C36950)</w:t>
-      </w:r>
-      <w:r>
-        <w:rPr>
-          <w:rFonts w:ascii="Arial" w:hAnsi="Arial" w:cs="Arial"/>
-          <w:sz w:val="22"/>
-          <w:szCs w:val="22"/>
-        </w:rPr>
-        <w:t xml:space="preserve"> (25 µL/sample) and dsRED signal was detected in the PE channel.</w:t>
-      </w:r>
-    </w:p>
-    <w:p>
-      <w:pPr>
-        <w:pStyle w:val="aa"/>
-        <w:rPr>
-          <w:rFonts w:ascii="Arial" w:hAnsi="Arial" w:cs="Arial"/>
-          <w:sz w:val="22"/>
-          <w:szCs w:val="22"/>
-        </w:rPr>
-      </w:pPr>
-      <w:r>
-        <w:rPr>
-          <w:rFonts w:ascii="Arial" w:hAnsi="Arial" w:cs="Arial"/>
-          <w:sz w:val="22"/>
-          <w:szCs w:val="22"/>
-        </w:rPr>
-        <w:t>Statistical analysis</w:t>
-      </w:r>
-    </w:p>
-    <w:p>
-      <w:pPr>
-        <w:pStyle w:val="aa"/>
-        <w:rPr>
-          <w:rFonts w:ascii="Arial" w:hAnsi="Arial" w:cs="Arial"/>
-          <w:sz w:val="22"/>
-          <w:szCs w:val="22"/>
-        </w:rPr>
-      </w:pPr>
-      <w:r>
-        <w:rPr>
-          <w:rFonts w:ascii="Arial" w:hAnsi="Arial" w:cs="Arial"/>
-          <w:sz w:val="22"/>
-          <w:szCs w:val="22"/>
-        </w:rPr>
-        <w:lastRenderedPageBreak/>
         <w:t xml:space="preserve">All statistical analyses were performed using RStudio. </w:t>
       </w:r>
       <w:r>
@@ -2715,6 +2628,60 @@
     <w:p>
       <w:pPr>
         <w:pStyle w:val="aa"/>
+        <w:rPr>
+          <w:rFonts w:ascii="Arial" w:hAnsi="Arial" w:cs="Arial"/>
+          <w:sz w:val="22"/>
+          <w:szCs w:val="22"/>
+        </w:rPr>
+      </w:pPr>
+      <w:r>
+        <w:rPr>
+          <w:rFonts w:ascii="Arial" w:hAnsi="Arial" w:cs="Arial"/>
+          <w:b/>
+          <w:bCs/>
+          <w:sz w:val="22"/>
+          <w:szCs w:val="22"/>
+        </w:rPr>
+        <w:lastRenderedPageBreak/>
+        <w:t>Acknowledgements</w:t>
+      </w:r>
+    </w:p>
+    <w:p>
+      <w:pPr>
+        <w:pStyle w:val="aa"/>
+        <w:rPr>
+          <w:rFonts w:ascii="Arial" w:hAnsi="Arial" w:cs="Arial"/>
+          <w:sz w:val="22"/>
+          <w:szCs w:val="22"/>
+        </w:rPr>
+      </w:pPr>
+      <w:r>
+        <w:rPr>
+          <w:rFonts w:ascii="Arial" w:hAnsi="Arial" w:cs="Arial"/>
+          <w:sz w:val="22"/>
+          <w:szCs w:val="22"/>
+        </w:rPr>
+        <w:t>I would like to thank Prof Mahdad Noursadeghi’s group for hosting me for this project. All members of the lab were very welcoming and made this a supportive and enjoyable environment to work in. I am especially grateful to Ana Isabel Fernandes and Jacklyn Hyder, who helped me the most throughout this project. Their guidance, patience and constant support were invaluable.</w:t>
+      </w:r>
+    </w:p>
+    <w:p>
+      <w:pPr>
+        <w:pStyle w:val="aa"/>
+        <w:rPr>
+          <w:rFonts w:ascii="Arial" w:hAnsi="Arial" w:cs="Arial"/>
+          <w:sz w:val="22"/>
+          <w:szCs w:val="22"/>
+        </w:rPr>
+      </w:pPr>
+    </w:p>
+    <w:p>
+      <w:pPr>
+        <w:pStyle w:val="aa"/>
+        <w:rPr>
+          <w:rFonts w:ascii="Arial" w:hAnsi="Arial" w:cs="Arial"/>
+          <w:sz w:val="22"/>
+          <w:szCs w:val="22"/>
+        </w:rPr>
       </w:pPr>
     </w:p>
     <w:p>
@@ -3026,6 +2993,11 @@
       <w:r>
         <w:t>(2): p. 116-121.</w:t>
       </w:r>
+    </w:p>
+    <w:p>
+      <w:pPr>
+        <w:pStyle w:val="EndNoteBibliography"/>
+      </w:pPr>
     </w:p>
     <w:p>
       <w:pPr>
@@ -3477,7 +3449,7 @@
     <w:name w:val="Normal"/>
     <w:autoRedefine/>
     <w:qFormat/>
-    <w:rsid w:val="00865D35"/>
+    <w:rsid w:val="00A175C5"/>
     <w:pPr>
       <w:tabs>
         <w:tab w:val="left" w:pos="2394"/>
@@ -3491,7 +3463,6 @@
       <w:rFonts w:ascii="Arial" w:eastAsia="宋体" w:hAnsi="Arial" w:cs="Arial"/>
       <w:sz w:val="22"/>
       <w:szCs w:val="22"/>
-      <w:lang w:eastAsia="ja-JP"/>
     </w:rPr>
   </w:style>
   <w:style w:type="paragraph" w:styleId="1">
@@ -3798,7 +3769,6 @@
       <w:rFonts w:ascii="宋体" w:hAnsi="宋体" w:cs="宋体"/>
       <w:sz w:val="24"/>
       <w:szCs w:val="24"/>
-      <w:lang w:eastAsia="zh-CN"/>
     </w:rPr>
   </w:style>
   <w:style w:type="character" w:customStyle="1" w:styleId="15">
